--- a/papers/jb_resume_n.docx
+++ b/papers/jb_resume_n.docx
@@ -98,6 +98,7 @@
           </w:tcPr>
           <w:p>
             <w:pPr>
+              <w:spacing w:line="21" w:lineRule="atLeast"/>
               <w:rPr>
                 <w:color w:val="404040" w:themeColor="text1" w:themeTint="BF"/>
               </w:rPr>
@@ -112,7 +113,13 @@
               <w:rPr>
                 <w:color w:val="404040" w:themeColor="text1" w:themeTint="BF"/>
               </w:rPr>
-              <w:t>ndependent researcher</w:t>
+              <w:t>ndependent researcher of behavioral applications for brain network theory</w:t>
+            </w:r>
+            <w:r>
+              <w:rPr>
+                <w:color w:val="404040" w:themeColor="text1" w:themeTint="BF"/>
+              </w:rPr>
+              <w:t>. This</w:t>
             </w:r>
             <w:r>
               <w:rPr>
@@ -124,37 +131,49 @@
               <w:rPr>
                 <w:color w:val="404040" w:themeColor="text1" w:themeTint="BF"/>
               </w:rPr>
-              <w:t>of</w:t>
-            </w:r>
-            <w:r>
-              <w:rPr>
-                <w:color w:val="404040" w:themeColor="text1" w:themeTint="BF"/>
-              </w:rPr>
-              <w:t xml:space="preserve"> the </w:t>
-            </w:r>
-            <w:r>
-              <w:rPr>
-                <w:color w:val="404040" w:themeColor="text1" w:themeTint="BF"/>
-              </w:rPr>
-              <w:t xml:space="preserve">behavioral </w:t>
-            </w:r>
-            <w:r>
-              <w:rPr>
-                <w:color w:val="404040" w:themeColor="text1" w:themeTint="BF"/>
-              </w:rPr>
-              <w:t xml:space="preserve">applications of </w:t>
-            </w:r>
-            <w:r>
-              <w:rPr>
-                <w:color w:val="404040" w:themeColor="text1" w:themeTint="BF"/>
-              </w:rPr>
-              <w:t>brain network theory</w:t>
-            </w:r>
-            <w:r>
-              <w:rPr>
-                <w:color w:val="404040" w:themeColor="text1" w:themeTint="BF"/>
-              </w:rPr>
-              <w:t xml:space="preserve"> with a focus on</w:t>
+              <w:t>start</w:t>
+            </w:r>
+            <w:r>
+              <w:rPr>
+                <w:color w:val="404040" w:themeColor="text1" w:themeTint="BF"/>
+              </w:rPr>
+              <w:t>ed</w:t>
+            </w:r>
+            <w:r>
+              <w:rPr>
+                <w:color w:val="404040" w:themeColor="text1" w:themeTint="BF"/>
+              </w:rPr>
+              <w:t xml:space="preserve"> with</w:t>
+            </w:r>
+            <w:r>
+              <w:rPr>
+                <w:color w:val="404040" w:themeColor="text1" w:themeTint="BF"/>
+              </w:rPr>
+              <w:t xml:space="preserve"> childhood curiosity, evolved into alleviation from suffering</w:t>
+            </w:r>
+            <w:r>
+              <w:rPr>
+                <w:color w:val="404040" w:themeColor="text1" w:themeTint="BF"/>
+              </w:rPr>
+              <w:t xml:space="preserve"> through young adulthood</w:t>
+            </w:r>
+            <w:r>
+              <w:rPr>
+                <w:color w:val="404040" w:themeColor="text1" w:themeTint="BF"/>
+              </w:rPr>
+              <w:t xml:space="preserve">, and </w:t>
+            </w:r>
+            <w:r>
+              <w:rPr>
+                <w:color w:val="404040" w:themeColor="text1" w:themeTint="BF"/>
+              </w:rPr>
+              <w:t>continue</w:t>
+            </w:r>
+            <w:r>
+              <w:rPr>
+                <w:color w:val="404040" w:themeColor="text1" w:themeTint="BF"/>
+              </w:rPr>
+              <w:t>s</w:t>
             </w:r>
             <w:r>
               <w:rPr>
@@ -166,19 +185,55 @@
               <w:rPr>
                 <w:color w:val="404040" w:themeColor="text1" w:themeTint="BF"/>
               </w:rPr>
-              <w:t>genius</w:t>
-            </w:r>
-            <w:r>
-              <w:rPr>
-                <w:color w:val="404040" w:themeColor="text1" w:themeTint="BF"/>
-              </w:rPr>
-              <w:t>. Cognitive libertarian and child rights activist.</w:t>
-            </w:r>
-            <w:r>
-              <w:rPr>
-                <w:color w:val="404040" w:themeColor="text1" w:themeTint="BF"/>
-              </w:rPr>
-              <w:t xml:space="preserve"> Flip and mirror ambidextrous. Pantheist.</w:t>
+              <w:t xml:space="preserve">today </w:t>
+            </w:r>
+            <w:r>
+              <w:rPr>
+                <w:color w:val="404040" w:themeColor="text1" w:themeTint="BF"/>
+              </w:rPr>
+              <w:t>as service</w:t>
+            </w:r>
+            <w:r>
+              <w:rPr>
+                <w:color w:val="404040" w:themeColor="text1" w:themeTint="BF"/>
+              </w:rPr>
+              <w:t>.</w:t>
+            </w:r>
+            <w:r>
+              <w:rPr>
+                <w:color w:val="404040" w:themeColor="text1" w:themeTint="BF"/>
+              </w:rPr>
+              <w:t xml:space="preserve"> </w:t>
+            </w:r>
+            <w:r>
+              <w:rPr>
+                <w:color w:val="404040" w:themeColor="text1" w:themeTint="BF"/>
+              </w:rPr>
+              <w:t>Greenhorn software developer.</w:t>
+            </w:r>
+            <w:r>
+              <w:rPr>
+                <w:color w:val="404040" w:themeColor="text1" w:themeTint="BF"/>
+              </w:rPr>
+              <w:t xml:space="preserve"> </w:t>
+            </w:r>
+            <w:r>
+              <w:rPr>
+                <w:color w:val="404040" w:themeColor="text1" w:themeTint="BF"/>
+              </w:rPr>
+              <w:t>Child rights activist and cognitive liber</w:t>
+            </w:r>
+            <w:r>
+              <w:rPr>
+                <w:color w:val="404040" w:themeColor="text1" w:themeTint="BF"/>
+              </w:rPr>
+              <w:t>tarian</w:t>
+            </w:r>
+            <w:r>
+              <w:rPr>
+                <w:color w:val="404040" w:themeColor="text1" w:themeTint="BF"/>
+              </w:rPr>
+              <w:t>.</w:t>
             </w:r>
           </w:p>
         </w:tc>
@@ -230,46 +285,118 @@
               <w:rPr>
                 <w:color w:val="404040" w:themeColor="text1" w:themeTint="BF"/>
               </w:rPr>
-              <w:t>, traveling, and trades</w:t>
-            </w:r>
-          </w:p>
-          <w:p>
-            <w:pPr>
-              <w:rPr>
-                <w:color w:val="404040" w:themeColor="text1" w:themeTint="BF"/>
-              </w:rPr>
-            </w:pPr>
-            <w:r>
-              <w:rPr>
-                <w:color w:val="404040" w:themeColor="text1" w:themeTint="BF"/>
-              </w:rPr>
-              <w:t>2018 – 19: Certified languages: Python, JavaScript, C#</w:t>
-            </w:r>
-          </w:p>
-          <w:p>
-            <w:pPr>
-              <w:rPr>
-                <w:color w:val="404040" w:themeColor="text1" w:themeTint="BF"/>
-              </w:rPr>
-            </w:pPr>
-            <w:r>
-              <w:rPr>
-                <w:color w:val="404040" w:themeColor="text1" w:themeTint="BF"/>
-              </w:rPr>
-              <w:t>2014 – 16: Seattle Central College: addiction science</w:t>
-            </w:r>
-          </w:p>
-          <w:p>
-            <w:pPr>
-              <w:rPr>
-                <w:color w:val="404040" w:themeColor="text1" w:themeTint="BF"/>
-              </w:rPr>
-            </w:pPr>
-            <w:r>
-              <w:rPr>
-                <w:color w:val="404040" w:themeColor="text1" w:themeTint="BF"/>
-              </w:rPr>
-              <w:t>2010 – 14: Focus on neuro &amp; psych while in</w:t>
+              <w:t xml:space="preserve">, </w:t>
+            </w:r>
+            <w:r>
+              <w:rPr>
+                <w:color w:val="404040" w:themeColor="text1" w:themeTint="BF"/>
+              </w:rPr>
+              <w:t>l</w:t>
+            </w:r>
+            <w:r>
+              <w:rPr>
+                <w:color w:val="404040" w:themeColor="text1" w:themeTint="BF"/>
+              </w:rPr>
+              <w:t xml:space="preserve">abor </w:t>
+            </w:r>
+            <w:r>
+              <w:rPr>
+                <w:color w:val="404040" w:themeColor="text1" w:themeTint="BF"/>
+              </w:rPr>
+              <w:t xml:space="preserve">in </w:t>
+            </w:r>
+            <w:r>
+              <w:rPr>
+                <w:color w:val="404040" w:themeColor="text1" w:themeTint="BF"/>
+              </w:rPr>
+              <w:t>trades</w:t>
+            </w:r>
+          </w:p>
+          <w:p>
+            <w:pPr>
+              <w:rPr>
+                <w:color w:val="404040" w:themeColor="text1" w:themeTint="BF"/>
+              </w:rPr>
+            </w:pPr>
+            <w:r>
+              <w:rPr>
+                <w:color w:val="404040" w:themeColor="text1" w:themeTint="BF"/>
+              </w:rPr>
+              <w:t xml:space="preserve">2018 – 19: </w:t>
+            </w:r>
+            <w:r>
+              <w:rPr>
+                <w:color w:val="404040" w:themeColor="text1" w:themeTint="BF"/>
+              </w:rPr>
+              <w:t>Code Fellows</w:t>
+            </w:r>
+            <w:r>
+              <w:rPr>
+                <w:color w:val="404040" w:themeColor="text1" w:themeTint="BF"/>
+              </w:rPr>
+              <w:t>: Python, JavaScript, C#</w:t>
+            </w:r>
+            <w:r>
+              <w:rPr>
+                <w:color w:val="404040" w:themeColor="text1" w:themeTint="BF"/>
+              </w:rPr>
+              <w:t>. Web, DS&amp;A</w:t>
+            </w:r>
+          </w:p>
+          <w:p>
+            <w:pPr>
+              <w:rPr>
+                <w:color w:val="404040" w:themeColor="text1" w:themeTint="BF"/>
+              </w:rPr>
+            </w:pPr>
+            <w:r>
+              <w:rPr>
+                <w:color w:val="404040" w:themeColor="text1" w:themeTint="BF"/>
+              </w:rPr>
+              <w:t xml:space="preserve">2014 – 16: </w:t>
+            </w:r>
+            <w:r>
+              <w:rPr>
+                <w:color w:val="404040" w:themeColor="text1" w:themeTint="BF"/>
+              </w:rPr>
+              <w:t xml:space="preserve">Seattle </w:t>
+            </w:r>
+            <w:r>
+              <w:rPr>
+                <w:color w:val="404040" w:themeColor="text1" w:themeTint="BF"/>
+              </w:rPr>
+              <w:t>Central</w:t>
+            </w:r>
+            <w:r>
+              <w:rPr>
+                <w:color w:val="404040" w:themeColor="text1" w:themeTint="BF"/>
+              </w:rPr>
+              <w:t xml:space="preserve"> College</w:t>
+            </w:r>
+            <w:r>
+              <w:rPr>
+                <w:color w:val="404040" w:themeColor="text1" w:themeTint="BF"/>
+              </w:rPr>
+              <w:t xml:space="preserve">: </w:t>
+            </w:r>
+            <w:r>
+              <w:rPr>
+                <w:color w:val="404040" w:themeColor="text1" w:themeTint="BF"/>
+              </w:rPr>
+              <w:t>addiction science</w:t>
+            </w:r>
+          </w:p>
+          <w:p>
+            <w:pPr>
+              <w:rPr>
+                <w:color w:val="404040" w:themeColor="text1" w:themeTint="BF"/>
+              </w:rPr>
+            </w:pPr>
+            <w:r>
+              <w:rPr>
+                <w:color w:val="404040" w:themeColor="text1" w:themeTint="BF"/>
+              </w:rPr>
+              <w:t>2010 – 14: Focus on neuropsych while in</w:t>
             </w:r>
             <w:r>
               <w:rPr>
@@ -308,6 +435,12 @@
                 <w:color w:val="404040" w:themeColor="text1" w:themeTint="BF"/>
               </w:rPr>
               <w:t>2004 – 07: John F. Kennedy Memorial High School</w:t>
+            </w:r>
+            <w:r>
+              <w:rPr>
+                <w:color w:val="404040" w:themeColor="text1" w:themeTint="BF"/>
+              </w:rPr>
+              <w:t>, Burien</w:t>
             </w:r>
           </w:p>
           <w:p>
@@ -432,6 +565,12 @@
               </w:rPr>
               <w:t xml:space="preserve"> brain network theory</w:t>
             </w:r>
+            <w:r>
+              <w:rPr>
+                <w:color w:val="404040" w:themeColor="text1" w:themeTint="BF"/>
+              </w:rPr>
+              <w:t>: general intelligence</w:t>
+            </w:r>
           </w:p>
           <w:p>
             <w:pPr>
@@ -444,25 +583,37 @@
               <w:rPr>
                 <w:color w:val="404040" w:themeColor="text1" w:themeTint="BF"/>
               </w:rPr>
-              <w:t xml:space="preserve">Viability, methodology, </w:t>
-            </w:r>
-            <w:r>
-              <w:rPr>
-                <w:color w:val="404040" w:themeColor="text1" w:themeTint="BF"/>
-              </w:rPr>
-              <w:t xml:space="preserve">and </w:t>
-            </w:r>
-            <w:r>
-              <w:rPr>
-                <w:color w:val="404040" w:themeColor="text1" w:themeTint="BF"/>
-              </w:rPr>
-              <w:t xml:space="preserve">risk </w:t>
-            </w:r>
-            <w:r>
-              <w:rPr>
-                <w:color w:val="404040" w:themeColor="text1" w:themeTint="BF"/>
-              </w:rPr>
-              <w:t>mitigation</w:t>
+              <w:t>R</w:t>
+            </w:r>
+            <w:r>
+              <w:rPr>
+                <w:color w:val="404040" w:themeColor="text1" w:themeTint="BF"/>
+              </w:rPr>
+              <w:t xml:space="preserve">isk </w:t>
+            </w:r>
+            <w:r>
+              <w:rPr>
+                <w:color w:val="404040" w:themeColor="text1" w:themeTint="BF"/>
+              </w:rPr>
+              <w:t>assessments</w:t>
+            </w:r>
+            <w:r>
+              <w:rPr>
+                <w:color w:val="404040" w:themeColor="text1" w:themeTint="BF"/>
+              </w:rPr>
+              <w:t xml:space="preserve"> and personal demonstration</w:t>
+            </w:r>
+            <w:r>
+              <w:rPr>
+                <w:color w:val="404040" w:themeColor="text1" w:themeTint="BF"/>
+              </w:rPr>
+              <w:t>s</w:t>
+            </w:r>
+            <w:r>
+              <w:rPr>
+                <w:color w:val="404040" w:themeColor="text1" w:themeTint="BF"/>
+              </w:rPr>
+              <w:t xml:space="preserve"> of methodology</w:t>
             </w:r>
           </w:p>
           <w:p>
@@ -501,6 +652,20 @@
                 <w:color w:val="404040" w:themeColor="text1" w:themeTint="BF"/>
               </w:rPr>
               <w:t>lithium compound hypothesis</w:t>
+            </w:r>
+          </w:p>
+          <w:p>
+            <w:pPr>
+              <w:spacing w:line="240" w:lineRule="auto"/>
+              <w:rPr>
+                <w:color w:val="404040" w:themeColor="text1" w:themeTint="BF"/>
+              </w:rPr>
+            </w:pPr>
+            <w:r>
+              <w:rPr>
+                <w:color w:val="404040" w:themeColor="text1" w:themeTint="BF"/>
+              </w:rPr>
+              <w:t>https://github.com/neuresthetics/papers</w:t>
             </w:r>
           </w:p>
         </w:tc>
@@ -587,13 +752,7 @@
               <w:rPr>
                 <w:color w:val="404040" w:themeColor="text1" w:themeTint="BF"/>
               </w:rPr>
-              <w:t>holograp</w:t>
-            </w:r>
-            <w:r>
-              <w:rPr>
-                <w:color w:val="404040" w:themeColor="text1" w:themeTint="BF"/>
-              </w:rPr>
-              <w:t>h</w:t>
+              <w:t>generative</w:t>
             </w:r>
             <w:r>
               <w:rPr>
@@ -651,16 +810,8 @@
               <w:rPr>
                 <w:color w:val="404040" w:themeColor="text1" w:themeTint="BF"/>
               </w:rPr>
-              <w:t>github.com/neuresthetics/</w:t>
-            </w:r>
-            <w:proofErr w:type="spellStart"/>
-            <w:r>
-              <w:rPr>
-                <w:color w:val="404040" w:themeColor="text1" w:themeTint="BF"/>
-              </w:rPr>
-              <w:t>graphtacular</w:t>
-            </w:r>
-            <w:proofErr w:type="spellEnd"/>
+              <w:t>github.com/neuresthetics/graphtacular</w:t>
+            </w:r>
           </w:p>
         </w:tc>
       </w:tr>
